--- a/docs/motivation.docx
+++ b/docs/motivation.docx
@@ -183,7 +183,7 @@
         <w:pStyle w:val="Normal"/>
       </w:pPr>
       <w:r>
-        <w:t xml:space="preserve">Thirty-eight lessons listed one under another are exactly the distant goal Bandura and Schunk showed does not help. It also does two things at once: it shows today's work as a negligible fraction of the whole, and everything else as unfinished. The child would start every day by looking at a long list of what it cannot do yet.</w:t>
+        <w:t xml:space="preserve">Thirty-nine lessons listed one under another are exactly the distant goal Bandura and Schunk showed does not help. It also does two things at once: it shows today's work as a negligible fraction of the whole, and everything else as unfinished. The child would start every day by looking at a long list of what it cannot do yet.</w:t>
       </w:r>
     </w:p>
     <w:p>

--- a/docs/motivation.docx
+++ b/docs/motivation.docx
@@ -183,7 +183,7 @@
         <w:pStyle w:val="Normal"/>
       </w:pPr>
       <w:r>
-        <w:t xml:space="preserve">Thirty-nine lessons listed one under another are exactly the distant goal Bandura and Schunk showed does not help. It also does two things at once: it shows today's work as a negligible fraction of the whole, and everything else as unfinished. The child would start every day by looking at a long list of what it cannot do yet.</w:t>
+        <w:t xml:space="preserve">Fifty-eight lessons listed one under another are exactly the distant goal Bandura and Schunk showed does not help. It also does two things at once: it shows today's work as a negligible fraction of the whole, and everything else as unfinished. The child would start every day by looking at a long list of what it cannot do yet.</w:t>
       </w:r>
     </w:p>
     <w:p>

--- a/docs/motivation.docx
+++ b/docs/motivation.docx
@@ -183,7 +183,7 @@
         <w:pStyle w:val="Normal"/>
       </w:pPr>
       <w:r>
-        <w:t xml:space="preserve">Fifty-eight lessons listed one under another are exactly the distant goal Bandura and Schunk showed does not help. It also does two things at once: it shows today's work as a negligible fraction of the whole, and everything else as unfinished. The child would start every day by looking at a long list of what it cannot do yet.</w:t>
+        <w:t xml:space="preserve">Ninety lessons listed one under another are exactly the distant goal Bandura and Schunk showed does not help. It also does two things at once: it shows today's work as a negligible fraction of the whole, and everything else as unfinished. The child would start every day by looking at a long list of what it cannot do yet.</w:t>
       </w:r>
     </w:p>
     <w:p>
